--- a/published/ai-organizations/02_collective_intelligence/06_learning/lab-protocols/06_learning-lab.docx
+++ b/published/ai-organizations/02_collective_intelligence/06_learning/lab-protocols/06_learning-lab.docx
@@ -4,32 +4,52 @@
   <w:body>
     <w:p>
       <w:r>
-        <w:t>Lab: Exploring Learning</w:t>
+        <w:t>Lab: Knowledge Management System Design</w:t>
       </w:r>
     </w:p>
     <w:p>
       <w:r>
-        <w:t>Objective</w:t>
+        <w:t>Objectives</w:t>
       </w:r>
     </w:p>
     <w:p>
       <w:r>
-        <w:t>Design and simulate a simple agent that demonstrates the principles of Learning .</w:t>
+        <w:t>Learning Goal: Map your team's knowledge landscape — transactive memory, SECI balance, and institutional knowledge vulnerabilities.</w:t>
       </w:r>
     </w:p>
     <w:p>
       <w:r>
-        <w:t>Prerequisites</w:t>
+        <w:t>Part 1: Transactive Memory Map (15 min)</w:t>
       </w:r>
     </w:p>
     <w:p>
       <w:r>
-        <w:t>Basic understanding of Python or a relevant simulation tool.  Familiarity with the formal definition of Learning.   Steps</w:t>
+        <w:t>Knowledge Domain  Primary Expert  Backup Expert  Documented?  Risk if Expert Leaves         Y/N  H/M/L                          Write your response here   Part 2: SECI Balance Assessment (10 min)</w:t>
       </w:r>
     </w:p>
     <w:p>
       <w:r>
-        <w:t>Define the Environment : Create a simple grid world or state space relevant to Organizations.  Define the Agent : Specify the agent's generative model, focusing on Learning.  Simulation : Run the agent for 100 timesteps.  Perturbation : Introduce a specific challenge to Learning (e.g., increased noise, occlusion).  Analysis : Plot the Free Energy over time. Does the agent successfully adapt?   Discussion Requirements</w:t>
+        <w:t>SECI Mode  How Your Team Does This  Effectiveness (1-5)  Gap      Socialization (tacit→tacit)       Externalization (tacit→explicit)       Combination (explicit→explicit)       Internalization (explicit→tacit)        Write your response here   Part 3: Vulnerability Assessment (10 min)</w:t>
+      </w:r>
+    </w:p>
+    <w:p>
+      <w:r>
+        <w:t>Identify critical knowledge that is at risk:</w:t>
+      </w:r>
+    </w:p>
+    <w:p>
+      <w:r>
+        <w:t>Knowledge at Risk  Why It's Critical  Why It's Vulnerable  Mitigation                   Write your response here   Part 4: Knowledge System Design (15 min)</w:t>
+      </w:r>
+    </w:p>
+    <w:p>
+      <w:r>
+        <w:t>Design an improvement to your team's knowledge management:</w:t>
+      </w:r>
+    </w:p>
+    <w:p>
+      <w:r>
+        <w:t>Element  Current State  Desired State  Implementation Plan      Knowledge capture       Knowledge sharing       Knowledge retrieval       Knowledge updating        Write your response here   Summary</w:t>
       </w:r>
     </w:p>
     <w:sectPr>
